--- a/Documentos del Distrito/procedimientos distrito 17.docx
+++ b/Documentos del Distrito/procedimientos distrito 17.docx
@@ -5,6 +5,7 @@
     <w:p>
       <w:pPr>
         <w:spacing w:before="480" w:after="120" w:line="240" w:lineRule="auto"/>
+        <w:jc w:val="center"/>
         <w:rPr>
           <w:rFonts w:ascii="Times New Roman" w:eastAsia="Times New Roman" w:hAnsi="Times New Roman" w:cs="Times New Roman"/>
           <w:kern w:val="0"/>
@@ -4136,7 +4137,27 @@
           <w14:ligatures w14:val="none"/>
         </w:rPr>
         <w:lastRenderedPageBreak/>
-        <w:t>Las mociones solo pueden ser presentadas en la reunión de trabajo del primer Lunes de cada mes.</w:t>
+        <w:t xml:space="preserve">Las mociones solo pueden ser presentadas en la reunión de trabajo del primer </w:t>
+      </w:r>
+      <w:proofErr w:type="gramStart"/>
+      <w:r>
+        <w:rPr>
+          <w:rFonts w:ascii="Arial" w:eastAsia="Times New Roman" w:hAnsi="Arial" w:cs="Arial"/>
+          <w:color w:val="2D3436"/>
+          <w:kern w:val="0"/>
+          <w14:ligatures w14:val="none"/>
+        </w:rPr>
+        <w:t>Lunes</w:t>
+      </w:r>
+      <w:proofErr w:type="gramEnd"/>
+      <w:r>
+        <w:rPr>
+          <w:rFonts w:ascii="Arial" w:eastAsia="Times New Roman" w:hAnsi="Arial" w:cs="Arial"/>
+          <w:color w:val="2D3436"/>
+          <w:kern w:val="0"/>
+          <w14:ligatures w14:val="none"/>
+        </w:rPr>
+        <w:t xml:space="preserve"> de cada mes.</w:t>
       </w:r>
     </w:p>
     <w:p>
